--- a/Laptops/1- Current.docx
+++ b/Laptops/1- Current.docx
@@ -233,6 +233,62 @@
           <w:szCs w:val="24"/>
         </w:rPr>
       </w:pPr>
+      <w:r>
+        <w:rPr>
+          <w:rFonts w:ascii="Georgia" w:hAnsi="Georgia"/>
+          <w:noProof/>
+          <w:sz w:val="24"/>
+          <w:szCs w:val="24"/>
+        </w:rPr>
+        <w:drawing>
+          <wp:inline distT="0" distB="0" distL="0" distR="0" wp14:anchorId="2687FBEE" wp14:editId="483CF7F2">
+            <wp:extent cx="6543675" cy="4200525"/>
+            <wp:effectExtent l="0" t="0" r="9525" b="9525"/>
+            <wp:docPr id="1" name="Picture 1"/>
+            <wp:cNvGraphicFramePr>
+              <a:graphicFrameLocks xmlns:a="http://schemas.openxmlformats.org/drawingml/2006/main" noChangeAspect="1"/>
+            </wp:cNvGraphicFramePr>
+            <a:graphic xmlns:a="http://schemas.openxmlformats.org/drawingml/2006/main">
+              <a:graphicData uri="http://schemas.openxmlformats.org/drawingml/2006/picture">
+                <pic:pic xmlns:pic="http://schemas.openxmlformats.org/drawingml/2006/picture">
+                  <pic:nvPicPr>
+                    <pic:cNvPr id="0" name="Picture 1"/>
+                    <pic:cNvPicPr>
+                      <a:picLocks noChangeAspect="1" noChangeArrowheads="1"/>
+                    </pic:cNvPicPr>
+                  </pic:nvPicPr>
+                  <pic:blipFill>
+                    <a:blip r:embed="rId5">
+                      <a:extLst>
+                        <a:ext uri="{28A0092B-C50C-407E-A947-70E740481C1C}">
+                          <a14:useLocalDpi xmlns:a14="http://schemas.microsoft.com/office/drawing/2010/main" val="0"/>
+                        </a:ext>
+                      </a:extLst>
+                    </a:blip>
+                    <a:srcRect/>
+                    <a:stretch>
+                      <a:fillRect/>
+                    </a:stretch>
+                  </pic:blipFill>
+                  <pic:spPr bwMode="auto">
+                    <a:xfrm>
+                      <a:off x="0" y="0"/>
+                      <a:ext cx="6543675" cy="4200525"/>
+                    </a:xfrm>
+                    <a:prstGeom prst="rect">
+                      <a:avLst/>
+                    </a:prstGeom>
+                    <a:noFill/>
+                    <a:ln>
+                      <a:noFill/>
+                    </a:ln>
+                  </pic:spPr>
+                </pic:pic>
+              </a:graphicData>
+            </a:graphic>
+          </wp:inline>
+        </w:drawing>
+      </w:r>
     </w:p>
     <w:p>
       <w:pPr>

--- a/Laptops/1- Current.docx
+++ b/Laptops/1- Current.docx
@@ -1,6 +1,6 @@
 
 <file path=word/document.xml><?xml version="1.0" encoding="utf-8"?>
-<w:document xmlns:wpc="http://schemas.microsoft.com/office/word/2010/wordprocessingCanvas" xmlns:cx="http://schemas.microsoft.com/office/drawing/2014/chartex" xmlns:cx1="http://schemas.microsoft.com/office/drawing/2015/9/8/chartex" xmlns:cx2="http://schemas.microsoft.com/office/drawing/2015/10/21/chartex" xmlns:cx3="http://schemas.microsoft.com/office/drawing/2016/5/9/chartex" xmlns:cx4="http://schemas.microsoft.com/office/drawing/2016/5/10/chartex" xmlns:cx5="http://schemas.microsoft.com/office/drawing/2016/5/11/chartex" xmlns:cx6="http://schemas.microsoft.com/office/drawing/2016/5/12/chartex" xmlns:cx7="http://schemas.microsoft.com/office/drawing/2016/5/13/chartex" xmlns:cx8="http://schemas.microsoft.com/office/drawing/2016/5/14/chartex" xmlns:mc="http://schemas.openxmlformats.org/markup-compatibility/2006" xmlns:aink="http://schemas.microsoft.com/office/drawing/2016/ink" xmlns:am3d="http://schemas.microsoft.com/office/drawing/2017/model3d" xmlns:o="urn:schemas-microsoft-com:office:office" xmlns:r="http://schemas.openxmlformats.org/officeDocument/2006/relationships" xmlns:m="http://schemas.openxmlformats.org/officeDocument/2006/math" xmlns:v="urn:schemas-microsoft-com:vml" xmlns:wp14="http://schemas.microsoft.com/office/word/2010/wordprocessingDrawing" xmlns:wp="http://schemas.openxmlformats.org/drawingml/2006/wordprocessingDrawing" xmlns:w10="urn:schemas-microsoft-com:office:word" xmlns:w="http://schemas.openxmlformats.org/wordprocessingml/2006/main" xmlns:w14="http://schemas.microsoft.com/office/word/2010/wordml" xmlns:w15="http://schemas.microsoft.com/office/word/2012/wordml" xmlns:w16cex="http://schemas.microsoft.com/office/word/2018/wordml/cex" xmlns:w16cid="http://schemas.microsoft.com/office/word/2016/wordml/cid" xmlns:w16="http://schemas.microsoft.com/office/word/2018/wordml" xmlns:w16sdtdh="http://schemas.microsoft.com/office/word/2020/wordml/sdtdatahash" xmlns:w16se="http://schemas.microsoft.com/office/word/2015/wordml/symex" xmlns:wpg="http://schemas.microsoft.com/office/word/2010/wordprocessingGroup" xmlns:wpi="http://schemas.microsoft.com/office/word/2010/wordprocessingInk" xmlns:wne="http://schemas.microsoft.com/office/word/2006/wordml" xmlns:wps="http://schemas.microsoft.com/office/word/2010/wordprocessingShape" mc:Ignorable="w14 w15 w16se w16cid w16 w16cex w16sdtdh wp14">
+<w:document xmlns:wpc="http://schemas.microsoft.com/office/word/2010/wordprocessingCanvas" xmlns:cx="http://schemas.microsoft.com/office/drawing/2014/chartex" xmlns:cx1="http://schemas.microsoft.com/office/drawing/2015/9/8/chartex" xmlns:cx2="http://schemas.microsoft.com/office/drawing/2015/10/21/chartex" xmlns:cx3="http://schemas.microsoft.com/office/drawing/2016/5/9/chartex" xmlns:cx4="http://schemas.microsoft.com/office/drawing/2016/5/10/chartex" xmlns:cx5="http://schemas.microsoft.com/office/drawing/2016/5/11/chartex" xmlns:cx6="http://schemas.microsoft.com/office/drawing/2016/5/12/chartex" xmlns:cx7="http://schemas.microsoft.com/office/drawing/2016/5/13/chartex" xmlns:cx8="http://schemas.microsoft.com/office/drawing/2016/5/14/chartex" xmlns:mc="http://schemas.openxmlformats.org/markup-compatibility/2006" xmlns:aink="http://schemas.microsoft.com/office/drawing/2016/ink" xmlns:am3d="http://schemas.microsoft.com/office/drawing/2017/model3d" xmlns:o="urn:schemas-microsoft-com:office:office" xmlns:oel="http://schemas.microsoft.com/office/2019/extlst" xmlns:r="http://schemas.openxmlformats.org/officeDocument/2006/relationships" xmlns:m="http://schemas.openxmlformats.org/officeDocument/2006/math" xmlns:v="urn:schemas-microsoft-com:vml" xmlns:wp14="http://schemas.microsoft.com/office/word/2010/wordprocessingDrawing" xmlns:wp="http://schemas.openxmlformats.org/drawingml/2006/wordprocessingDrawing" xmlns:w10="urn:schemas-microsoft-com:office:word" xmlns:w="http://schemas.openxmlformats.org/wordprocessingml/2006/main" xmlns:w14="http://schemas.microsoft.com/office/word/2010/wordml" xmlns:w15="http://schemas.microsoft.com/office/word/2012/wordml" xmlns:w16cex="http://schemas.microsoft.com/office/word/2018/wordml/cex" xmlns:w16cid="http://schemas.microsoft.com/office/word/2016/wordml/cid" xmlns:w16="http://schemas.microsoft.com/office/word/2018/wordml" xmlns:w16sdtdh="http://schemas.microsoft.com/office/word/2020/wordml/sdtdatahash" xmlns:w16se="http://schemas.microsoft.com/office/word/2015/wordml/symex" xmlns:wpg="http://schemas.microsoft.com/office/word/2010/wordprocessingGroup" xmlns:wpi="http://schemas.microsoft.com/office/word/2010/wordprocessingInk" xmlns:wne="http://schemas.microsoft.com/office/word/2006/wordml" xmlns:wps="http://schemas.microsoft.com/office/word/2010/wordprocessingShape" mc:Ignorable="w14 w15 w16se w16cid w16 w16cex w16sdtdh wp14">
   <w:body>
     <w:p>
       <w:pPr>
@@ -308,6 +308,240 @@
           <w:sz w:val="24"/>
           <w:szCs w:val="24"/>
         </w:rPr>
+        <w:t>Haan, asal me wire ke andar sirf electron (e</w:t>
+      </w:r>
+      <w:r>
+        <w:rPr>
+          <w:rFonts w:ascii="Times New Roman" w:hAnsi="Times New Roman" w:cs="Times New Roman"/>
+          <w:b/>
+          <w:bCs/>
+          <w:sz w:val="24"/>
+          <w:szCs w:val="24"/>
+        </w:rPr>
+        <w:t>⁻</w:t>
+      </w:r>
+      <w:r>
+        <w:rPr>
+          <w:rFonts w:ascii="Georgia" w:hAnsi="Georgia"/>
+          <w:b/>
+          <w:bCs/>
+          <w:sz w:val="24"/>
+          <w:szCs w:val="24"/>
+        </w:rPr>
+        <w:t>) hi move karta hai, e</w:t>
+      </w:r>
+      <w:r>
+        <w:rPr>
+          <w:rFonts w:ascii="Times New Roman" w:hAnsi="Times New Roman" w:cs="Times New Roman"/>
+          <w:b/>
+          <w:bCs/>
+          <w:sz w:val="24"/>
+          <w:szCs w:val="24"/>
+        </w:rPr>
+        <w:t>⁺</w:t>
+      </w:r>
+      <w:r>
+        <w:rPr>
+          <w:rFonts w:ascii="Georgia" w:hAnsi="Georgia"/>
+          <w:b/>
+          <w:bCs/>
+          <w:sz w:val="24"/>
+          <w:szCs w:val="24"/>
+        </w:rPr>
+        <w:t xml:space="preserve"> (positive charge) nahi.</w:t>
+      </w:r>
+    </w:p>
+    <w:p>
+      <w:pPr>
+        <w:rPr>
+          <w:rFonts w:ascii="Georgia" w:hAnsi="Georgia"/>
+          <w:b/>
+          <w:bCs/>
+          <w:sz w:val="24"/>
+          <w:szCs w:val="24"/>
+        </w:rPr>
+      </w:pPr>
+      <w:r>
+        <w:rPr>
+          <w:rFonts w:ascii="Georgia" w:hAnsi="Georgia"/>
+          <w:b/>
+          <w:bCs/>
+          <w:sz w:val="24"/>
+          <w:szCs w:val="24"/>
+        </w:rPr>
+        <w:t>Final Line</w:t>
+      </w:r>
+    </w:p>
+    <w:p>
+      <w:pPr>
+        <w:rPr>
+          <w:rFonts w:ascii="Georgia" w:hAnsi="Georgia"/>
+          <w:sz w:val="24"/>
+          <w:szCs w:val="24"/>
+        </w:rPr>
+      </w:pPr>
+      <w:r>
+        <w:rPr>
+          <w:rFonts w:ascii="Georgia" w:hAnsi="Georgia"/>
+          <w:sz w:val="24"/>
+          <w:szCs w:val="24"/>
+        </w:rPr>
+        <w:t>Reality me electron (e</w:t>
+      </w:r>
+      <w:r>
+        <w:rPr>
+          <w:rFonts w:ascii="Times New Roman" w:hAnsi="Times New Roman" w:cs="Times New Roman"/>
+          <w:sz w:val="24"/>
+          <w:szCs w:val="24"/>
+        </w:rPr>
+        <w:t>⁻</w:t>
+      </w:r>
+      <w:r>
+        <w:rPr>
+          <w:rFonts w:ascii="Georgia" w:hAnsi="Georgia"/>
+          <w:sz w:val="24"/>
+          <w:szCs w:val="24"/>
+        </w:rPr>
+        <w:t>) hi chalta hai,</w:t>
+      </w:r>
+      <w:r>
+        <w:rPr>
+          <w:rFonts w:ascii="Georgia" w:hAnsi="Georgia"/>
+          <w:sz w:val="24"/>
+          <w:szCs w:val="24"/>
+        </w:rPr>
+        <w:br/>
+        <w:t>e</w:t>
+      </w:r>
+      <w:r>
+        <w:rPr>
+          <w:rFonts w:ascii="Times New Roman" w:hAnsi="Times New Roman" w:cs="Times New Roman"/>
+          <w:sz w:val="24"/>
+          <w:szCs w:val="24"/>
+        </w:rPr>
+        <w:t>⁺</w:t>
+      </w:r>
+      <w:r>
+        <w:rPr>
+          <w:rFonts w:ascii="Georgia" w:hAnsi="Georgia"/>
+          <w:sz w:val="24"/>
+          <w:szCs w:val="24"/>
+        </w:rPr>
+        <w:t xml:space="preserve"> sirf theory me direction dikhane ke liye hota hai.</w:t>
+      </w:r>
+    </w:p>
+    <w:p>
+      <w:pPr>
+        <w:rPr>
+          <w:rFonts w:ascii="Georgia" w:hAnsi="Georgia"/>
+          <w:b/>
+          <w:bCs/>
+          <w:sz w:val="24"/>
+          <w:szCs w:val="24"/>
+        </w:rPr>
+      </w:pPr>
+      <w:r>
+        <w:rPr>
+          <w:rFonts w:ascii="Georgia" w:hAnsi="Georgia"/>
+          <w:b/>
+          <w:bCs/>
+          <w:sz w:val="24"/>
+          <w:szCs w:val="24"/>
+        </w:rPr>
+        <w:t>Flow Diagram</w:t>
+      </w:r>
+    </w:p>
+    <w:p>
+      <w:pPr>
+        <w:rPr>
+          <w:rFonts w:ascii="Georgia" w:hAnsi="Georgia"/>
+          <w:b/>
+          <w:bCs/>
+          <w:sz w:val="24"/>
+          <w:szCs w:val="24"/>
+        </w:rPr>
+      </w:pPr>
+      <w:r>
+        <w:rPr>
+          <w:rFonts w:ascii="Georgia" w:hAnsi="Georgia"/>
+          <w:b/>
+          <w:bCs/>
+          <w:sz w:val="24"/>
+          <w:szCs w:val="24"/>
+        </w:rPr>
+        <w:lastRenderedPageBreak/>
+        <w:drawing>
+          <wp:inline distT="0" distB="0" distL="0" distR="0" wp14:anchorId="1E3F357A" wp14:editId="524940DB">
+            <wp:extent cx="6548120" cy="1608455"/>
+            <wp:effectExtent l="0" t="0" r="5080" b="0"/>
+            <wp:docPr id="2" name="Picture 2"/>
+            <wp:cNvGraphicFramePr>
+              <a:graphicFrameLocks xmlns:a="http://schemas.openxmlformats.org/drawingml/2006/main" noChangeAspect="1"/>
+            </wp:cNvGraphicFramePr>
+            <a:graphic xmlns:a="http://schemas.openxmlformats.org/drawingml/2006/main">
+              <a:graphicData uri="http://schemas.openxmlformats.org/drawingml/2006/picture">
+                <pic:pic xmlns:pic="http://schemas.openxmlformats.org/drawingml/2006/picture">
+                  <pic:nvPicPr>
+                    <pic:cNvPr id="1" name=""/>
+                    <pic:cNvPicPr/>
+                  </pic:nvPicPr>
+                  <pic:blipFill>
+                    <a:blip r:embed="rId6"/>
+                    <a:stretch>
+                      <a:fillRect/>
+                    </a:stretch>
+                  </pic:blipFill>
+                  <pic:spPr>
+                    <a:xfrm>
+                      <a:off x="0" y="0"/>
+                      <a:ext cx="6548120" cy="1608455"/>
+                    </a:xfrm>
+                    <a:prstGeom prst="rect">
+                      <a:avLst/>
+                    </a:prstGeom>
+                  </pic:spPr>
+                </pic:pic>
+              </a:graphicData>
+            </a:graphic>
+          </wp:inline>
+        </w:drawing>
+      </w:r>
+    </w:p>
+    <w:p>
+      <w:pPr>
+        <w:rPr>
+          <w:rFonts w:ascii="Georgia" w:hAnsi="Georgia"/>
+          <w:sz w:val="24"/>
+          <w:szCs w:val="24"/>
+        </w:rPr>
+      </w:pPr>
+      <w:r>
+        <w:rPr>
+          <w:rFonts w:ascii="Georgia" w:hAnsi="Georgia"/>
+          <w:sz w:val="24"/>
+          <w:szCs w:val="24"/>
+        </w:rPr>
+        <w:t>Conventional flow = hum maan lete hain ki current + se − jata hai</w:t>
+      </w:r>
+    </w:p>
+    <w:p>
+      <w:pPr>
+        <w:rPr>
+          <w:rFonts w:ascii="Georgia" w:hAnsi="Georgia"/>
+          <w:b/>
+          <w:bCs/>
+          <w:sz w:val="24"/>
+          <w:szCs w:val="24"/>
+        </w:rPr>
+      </w:pPr>
+      <w:r>
+        <w:rPr>
+          <w:rFonts w:ascii="Georgia" w:hAnsi="Georgia"/>
+          <w:b/>
+          <w:bCs/>
+          <w:sz w:val="24"/>
+          <w:szCs w:val="24"/>
+        </w:rPr>
         <w:t>Random</w:t>
       </w:r>
     </w:p>
@@ -339,7 +573,7 @@
 </file>
 
 <file path=word/numbering.xml><?xml version="1.0" encoding="utf-8"?>
-<w:numbering xmlns:wpc="http://schemas.microsoft.com/office/word/2010/wordprocessingCanvas" xmlns:cx="http://schemas.microsoft.com/office/drawing/2014/chartex" xmlns:cx1="http://schemas.microsoft.com/office/drawing/2015/9/8/chartex" xmlns:cx2="http://schemas.microsoft.com/office/drawing/2015/10/21/chartex" xmlns:cx3="http://schemas.microsoft.com/office/drawing/2016/5/9/chartex" xmlns:cx4="http://schemas.microsoft.com/office/drawing/2016/5/10/chartex" xmlns:cx5="http://schemas.microsoft.com/office/drawing/2016/5/11/chartex" xmlns:cx6="http://schemas.microsoft.com/office/drawing/2016/5/12/chartex" xmlns:cx7="http://schemas.microsoft.com/office/drawing/2016/5/13/chartex" xmlns:cx8="http://schemas.microsoft.com/office/drawing/2016/5/14/chartex" xmlns:mc="http://schemas.openxmlformats.org/markup-compatibility/2006" xmlns:aink="http://schemas.microsoft.com/office/drawing/2016/ink" xmlns:am3d="http://schemas.microsoft.com/office/drawing/2017/model3d" xmlns:o="urn:schemas-microsoft-com:office:office" xmlns:r="http://schemas.openxmlformats.org/officeDocument/2006/relationships" xmlns:m="http://schemas.openxmlformats.org/officeDocument/2006/math" xmlns:v="urn:schemas-microsoft-com:vml" xmlns:wp14="http://schemas.microsoft.com/office/word/2010/wordprocessingDrawing" xmlns:wp="http://schemas.openxmlformats.org/drawingml/2006/wordprocessingDrawing" xmlns:w10="urn:schemas-microsoft-com:office:word" xmlns:w="http://schemas.openxmlformats.org/wordprocessingml/2006/main" xmlns:w14="http://schemas.microsoft.com/office/word/2010/wordml" xmlns:w15="http://schemas.microsoft.com/office/word/2012/wordml" xmlns:w16cex="http://schemas.microsoft.com/office/word/2018/wordml/cex" xmlns:w16cid="http://schemas.microsoft.com/office/word/2016/wordml/cid" xmlns:w16="http://schemas.microsoft.com/office/word/2018/wordml" xmlns:w16sdtdh="http://schemas.microsoft.com/office/word/2020/wordml/sdtdatahash" xmlns:w16se="http://schemas.microsoft.com/office/word/2015/wordml/symex" xmlns:wpg="http://schemas.microsoft.com/office/word/2010/wordprocessingGroup" xmlns:wpi="http://schemas.microsoft.com/office/word/2010/wordprocessingInk" xmlns:wne="http://schemas.microsoft.com/office/word/2006/wordml" xmlns:wps="http://schemas.microsoft.com/office/word/2010/wordprocessingShape" mc:Ignorable="w14 w15 w16se w16cid w16 w16cex w16sdtdh wp14">
+<w:numbering xmlns:wpc="http://schemas.microsoft.com/office/word/2010/wordprocessingCanvas" xmlns:cx="http://schemas.microsoft.com/office/drawing/2014/chartex" xmlns:cx1="http://schemas.microsoft.com/office/drawing/2015/9/8/chartex" xmlns:cx2="http://schemas.microsoft.com/office/drawing/2015/10/21/chartex" xmlns:cx3="http://schemas.microsoft.com/office/drawing/2016/5/9/chartex" xmlns:cx4="http://schemas.microsoft.com/office/drawing/2016/5/10/chartex" xmlns:cx5="http://schemas.microsoft.com/office/drawing/2016/5/11/chartex" xmlns:cx6="http://schemas.microsoft.com/office/drawing/2016/5/12/chartex" xmlns:cx7="http://schemas.microsoft.com/office/drawing/2016/5/13/chartex" xmlns:cx8="http://schemas.microsoft.com/office/drawing/2016/5/14/chartex" xmlns:mc="http://schemas.openxmlformats.org/markup-compatibility/2006" xmlns:aink="http://schemas.microsoft.com/office/drawing/2016/ink" xmlns:am3d="http://schemas.microsoft.com/office/drawing/2017/model3d" xmlns:o="urn:schemas-microsoft-com:office:office" xmlns:oel="http://schemas.microsoft.com/office/2019/extlst" xmlns:r="http://schemas.openxmlformats.org/officeDocument/2006/relationships" xmlns:m="http://schemas.openxmlformats.org/officeDocument/2006/math" xmlns:v="urn:schemas-microsoft-com:vml" xmlns:wp14="http://schemas.microsoft.com/office/word/2010/wordprocessingDrawing" xmlns:wp="http://schemas.openxmlformats.org/drawingml/2006/wordprocessingDrawing" xmlns:w10="urn:schemas-microsoft-com:office:word" xmlns:w="http://schemas.openxmlformats.org/wordprocessingml/2006/main" xmlns:w14="http://schemas.microsoft.com/office/word/2010/wordml" xmlns:w15="http://schemas.microsoft.com/office/word/2012/wordml" xmlns:w16cex="http://schemas.microsoft.com/office/word/2018/wordml/cex" xmlns:w16cid="http://schemas.microsoft.com/office/word/2016/wordml/cid" xmlns:w16="http://schemas.microsoft.com/office/word/2018/wordml" xmlns:w16sdtdh="http://schemas.microsoft.com/office/word/2020/wordml/sdtdatahash" xmlns:w16se="http://schemas.microsoft.com/office/word/2015/wordml/symex" xmlns:wpg="http://schemas.microsoft.com/office/word/2010/wordprocessingGroup" xmlns:wpi="http://schemas.microsoft.com/office/word/2010/wordprocessingInk" xmlns:wne="http://schemas.microsoft.com/office/word/2006/wordml" xmlns:wps="http://schemas.microsoft.com/office/word/2010/wordprocessingShape" mc:Ignorable="w14 w15 w16se w16cid w16 w16cex w16sdtdh wp14">
   <w:abstractNum w:abstractNumId="0" w15:restartNumberingAfterBreak="0">
     <w:nsid w:val="20FD3E00"/>
     <w:multiLevelType w:val="hybridMultilevel"/>
@@ -676,13 +910,13 @@
       </w:rPr>
     </w:lvl>
   </w:abstractNum>
-  <w:num w:numId="1">
+  <w:num w:numId="1" w16cid:durableId="737217094">
     <w:abstractNumId w:val="2"/>
   </w:num>
-  <w:num w:numId="2">
+  <w:num w:numId="2" w16cid:durableId="603223720">
     <w:abstractNumId w:val="0"/>
   </w:num>
-  <w:num w:numId="3">
+  <w:num w:numId="3" w16cid:durableId="1719166871">
     <w:abstractNumId w:val="1"/>
   </w:num>
 </w:numbering>
@@ -1090,7 +1324,6 @@
   <w:style w:type="character" w:default="1" w:styleId="DefaultParagraphFont">
     <w:name w:val="Default Paragraph Font"/>
     <w:uiPriority w:val="1"/>
-    <w:semiHidden/>
     <w:unhideWhenUsed/>
   </w:style>
   <w:style w:type="table" w:default="1" w:styleId="TableNormal">

--- a/Laptops/1- Current.docx
+++ b/Laptops/1- Current.docx
@@ -1,6 +1,6 @@
 
 <file path=word/document.xml><?xml version="1.0" encoding="utf-8"?>
-<w:document xmlns:wpc="http://schemas.microsoft.com/office/word/2010/wordprocessingCanvas" xmlns:cx="http://schemas.microsoft.com/office/drawing/2014/chartex" xmlns:cx1="http://schemas.microsoft.com/office/drawing/2015/9/8/chartex" xmlns:cx2="http://schemas.microsoft.com/office/drawing/2015/10/21/chartex" xmlns:cx3="http://schemas.microsoft.com/office/drawing/2016/5/9/chartex" xmlns:cx4="http://schemas.microsoft.com/office/drawing/2016/5/10/chartex" xmlns:cx5="http://schemas.microsoft.com/office/drawing/2016/5/11/chartex" xmlns:cx6="http://schemas.microsoft.com/office/drawing/2016/5/12/chartex" xmlns:cx7="http://schemas.microsoft.com/office/drawing/2016/5/13/chartex" xmlns:cx8="http://schemas.microsoft.com/office/drawing/2016/5/14/chartex" xmlns:mc="http://schemas.openxmlformats.org/markup-compatibility/2006" xmlns:aink="http://schemas.microsoft.com/office/drawing/2016/ink" xmlns:am3d="http://schemas.microsoft.com/office/drawing/2017/model3d" xmlns:o="urn:schemas-microsoft-com:office:office" xmlns:oel="http://schemas.microsoft.com/office/2019/extlst" xmlns:r="http://schemas.openxmlformats.org/officeDocument/2006/relationships" xmlns:m="http://schemas.openxmlformats.org/officeDocument/2006/math" xmlns:v="urn:schemas-microsoft-com:vml" xmlns:wp14="http://schemas.microsoft.com/office/word/2010/wordprocessingDrawing" xmlns:wp="http://schemas.openxmlformats.org/drawingml/2006/wordprocessingDrawing" xmlns:w10="urn:schemas-microsoft-com:office:word" xmlns:w="http://schemas.openxmlformats.org/wordprocessingml/2006/main" xmlns:w14="http://schemas.microsoft.com/office/word/2010/wordml" xmlns:w15="http://schemas.microsoft.com/office/word/2012/wordml" xmlns:w16cex="http://schemas.microsoft.com/office/word/2018/wordml/cex" xmlns:w16cid="http://schemas.microsoft.com/office/word/2016/wordml/cid" xmlns:w16="http://schemas.microsoft.com/office/word/2018/wordml" xmlns:w16sdtdh="http://schemas.microsoft.com/office/word/2020/wordml/sdtdatahash" xmlns:w16se="http://schemas.microsoft.com/office/word/2015/wordml/symex" xmlns:wpg="http://schemas.microsoft.com/office/word/2010/wordprocessingGroup" xmlns:wpi="http://schemas.microsoft.com/office/word/2010/wordprocessingInk" xmlns:wne="http://schemas.microsoft.com/office/word/2006/wordml" xmlns:wps="http://schemas.microsoft.com/office/word/2010/wordprocessingShape" mc:Ignorable="w14 w15 w16se w16cid w16 w16cex w16sdtdh wp14">
+<w:document xmlns:wpc="http://schemas.microsoft.com/office/word/2010/wordprocessingCanvas" xmlns:cx="http://schemas.microsoft.com/office/drawing/2014/chartex" xmlns:cx1="http://schemas.microsoft.com/office/drawing/2015/9/8/chartex" xmlns:cx2="http://schemas.microsoft.com/office/drawing/2015/10/21/chartex" xmlns:cx3="http://schemas.microsoft.com/office/drawing/2016/5/9/chartex" xmlns:cx4="http://schemas.microsoft.com/office/drawing/2016/5/10/chartex" xmlns:cx5="http://schemas.microsoft.com/office/drawing/2016/5/11/chartex" xmlns:cx6="http://schemas.microsoft.com/office/drawing/2016/5/12/chartex" xmlns:cx7="http://schemas.microsoft.com/office/drawing/2016/5/13/chartex" xmlns:cx8="http://schemas.microsoft.com/office/drawing/2016/5/14/chartex" xmlns:mc="http://schemas.openxmlformats.org/markup-compatibility/2006" xmlns:aink="http://schemas.microsoft.com/office/drawing/2016/ink" xmlns:am3d="http://schemas.microsoft.com/office/drawing/2017/model3d" xmlns:o="urn:schemas-microsoft-com:office:office" xmlns:r="http://schemas.openxmlformats.org/officeDocument/2006/relationships" xmlns:m="http://schemas.openxmlformats.org/officeDocument/2006/math" xmlns:v="urn:schemas-microsoft-com:vml" xmlns:wp14="http://schemas.microsoft.com/office/word/2010/wordprocessingDrawing" xmlns:wp="http://schemas.openxmlformats.org/drawingml/2006/wordprocessingDrawing" xmlns:w10="urn:schemas-microsoft-com:office:word" xmlns:w="http://schemas.openxmlformats.org/wordprocessingml/2006/main" xmlns:w14="http://schemas.microsoft.com/office/word/2010/wordml" xmlns:w15="http://schemas.microsoft.com/office/word/2012/wordml" xmlns:w16cex="http://schemas.microsoft.com/office/word/2018/wordml/cex" xmlns:w16cid="http://schemas.microsoft.com/office/word/2016/wordml/cid" xmlns:w16="http://schemas.microsoft.com/office/word/2018/wordml" xmlns:w16sdtdh="http://schemas.microsoft.com/office/word/2020/wordml/sdtdatahash" xmlns:w16se="http://schemas.microsoft.com/office/word/2015/wordml/symex" xmlns:wpg="http://schemas.microsoft.com/office/word/2010/wordprocessingGroup" xmlns:wpi="http://schemas.microsoft.com/office/word/2010/wordprocessingInk" xmlns:wne="http://schemas.microsoft.com/office/word/2006/wordml" xmlns:wps="http://schemas.microsoft.com/office/word/2010/wordprocessingShape" mc:Ignorable="w14 w15 w16se w16cid w16 w16cex w16sdtdh wp14">
   <w:body>
     <w:p>
       <w:pPr>
@@ -139,6 +139,7 @@
           <w:bCs/>
           <w:sz w:val="24"/>
           <w:szCs w:val="24"/>
+          <w:highlight w:val="yellow"/>
         </w:rPr>
         <w:t>Electrons ke ek aur se dusri aur movement(bahaw) ko current kehte hai.</w:t>
       </w:r>
@@ -466,6 +467,7 @@
           <w:rFonts w:ascii="Georgia" w:hAnsi="Georgia"/>
           <w:b/>
           <w:bCs/>
+          <w:noProof/>
           <w:sz w:val="24"/>
           <w:szCs w:val="24"/>
         </w:rPr>
@@ -573,7 +575,7 @@
 </file>
 
 <file path=word/numbering.xml><?xml version="1.0" encoding="utf-8"?>
-<w:numbering xmlns:wpc="http://schemas.microsoft.com/office/word/2010/wordprocessingCanvas" xmlns:cx="http://schemas.microsoft.com/office/drawing/2014/chartex" xmlns:cx1="http://schemas.microsoft.com/office/drawing/2015/9/8/chartex" xmlns:cx2="http://schemas.microsoft.com/office/drawing/2015/10/21/chartex" xmlns:cx3="http://schemas.microsoft.com/office/drawing/2016/5/9/chartex" xmlns:cx4="http://schemas.microsoft.com/office/drawing/2016/5/10/chartex" xmlns:cx5="http://schemas.microsoft.com/office/drawing/2016/5/11/chartex" xmlns:cx6="http://schemas.microsoft.com/office/drawing/2016/5/12/chartex" xmlns:cx7="http://schemas.microsoft.com/office/drawing/2016/5/13/chartex" xmlns:cx8="http://schemas.microsoft.com/office/drawing/2016/5/14/chartex" xmlns:mc="http://schemas.openxmlformats.org/markup-compatibility/2006" xmlns:aink="http://schemas.microsoft.com/office/drawing/2016/ink" xmlns:am3d="http://schemas.microsoft.com/office/drawing/2017/model3d" xmlns:o="urn:schemas-microsoft-com:office:office" xmlns:oel="http://schemas.microsoft.com/office/2019/extlst" xmlns:r="http://schemas.openxmlformats.org/officeDocument/2006/relationships" xmlns:m="http://schemas.openxmlformats.org/officeDocument/2006/math" xmlns:v="urn:schemas-microsoft-com:vml" xmlns:wp14="http://schemas.microsoft.com/office/word/2010/wordprocessingDrawing" xmlns:wp="http://schemas.openxmlformats.org/drawingml/2006/wordprocessingDrawing" xmlns:w10="urn:schemas-microsoft-com:office:word" xmlns:w="http://schemas.openxmlformats.org/wordprocessingml/2006/main" xmlns:w14="http://schemas.microsoft.com/office/word/2010/wordml" xmlns:w15="http://schemas.microsoft.com/office/word/2012/wordml" xmlns:w16cex="http://schemas.microsoft.com/office/word/2018/wordml/cex" xmlns:w16cid="http://schemas.microsoft.com/office/word/2016/wordml/cid" xmlns:w16="http://schemas.microsoft.com/office/word/2018/wordml" xmlns:w16sdtdh="http://schemas.microsoft.com/office/word/2020/wordml/sdtdatahash" xmlns:w16se="http://schemas.microsoft.com/office/word/2015/wordml/symex" xmlns:wpg="http://schemas.microsoft.com/office/word/2010/wordprocessingGroup" xmlns:wpi="http://schemas.microsoft.com/office/word/2010/wordprocessingInk" xmlns:wne="http://schemas.microsoft.com/office/word/2006/wordml" xmlns:wps="http://schemas.microsoft.com/office/word/2010/wordprocessingShape" mc:Ignorable="w14 w15 w16se w16cid w16 w16cex w16sdtdh wp14">
+<w:numbering xmlns:wpc="http://schemas.microsoft.com/office/word/2010/wordprocessingCanvas" xmlns:cx="http://schemas.microsoft.com/office/drawing/2014/chartex" xmlns:cx1="http://schemas.microsoft.com/office/drawing/2015/9/8/chartex" xmlns:cx2="http://schemas.microsoft.com/office/drawing/2015/10/21/chartex" xmlns:cx3="http://schemas.microsoft.com/office/drawing/2016/5/9/chartex" xmlns:cx4="http://schemas.microsoft.com/office/drawing/2016/5/10/chartex" xmlns:cx5="http://schemas.microsoft.com/office/drawing/2016/5/11/chartex" xmlns:cx6="http://schemas.microsoft.com/office/drawing/2016/5/12/chartex" xmlns:cx7="http://schemas.microsoft.com/office/drawing/2016/5/13/chartex" xmlns:cx8="http://schemas.microsoft.com/office/drawing/2016/5/14/chartex" xmlns:mc="http://schemas.openxmlformats.org/markup-compatibility/2006" xmlns:aink="http://schemas.microsoft.com/office/drawing/2016/ink" xmlns:am3d="http://schemas.microsoft.com/office/drawing/2017/model3d" xmlns:o="urn:schemas-microsoft-com:office:office" xmlns:r="http://schemas.openxmlformats.org/officeDocument/2006/relationships" xmlns:m="http://schemas.openxmlformats.org/officeDocument/2006/math" xmlns:v="urn:schemas-microsoft-com:vml" xmlns:wp14="http://schemas.microsoft.com/office/word/2010/wordprocessingDrawing" xmlns:wp="http://schemas.openxmlformats.org/drawingml/2006/wordprocessingDrawing" xmlns:w10="urn:schemas-microsoft-com:office:word" xmlns:w="http://schemas.openxmlformats.org/wordprocessingml/2006/main" xmlns:w14="http://schemas.microsoft.com/office/word/2010/wordml" xmlns:w15="http://schemas.microsoft.com/office/word/2012/wordml" xmlns:w16cex="http://schemas.microsoft.com/office/word/2018/wordml/cex" xmlns:w16cid="http://schemas.microsoft.com/office/word/2016/wordml/cid" xmlns:w16="http://schemas.microsoft.com/office/word/2018/wordml" xmlns:w16sdtdh="http://schemas.microsoft.com/office/word/2020/wordml/sdtdatahash" xmlns:w16se="http://schemas.microsoft.com/office/word/2015/wordml/symex" xmlns:wpg="http://schemas.microsoft.com/office/word/2010/wordprocessingGroup" xmlns:wpi="http://schemas.microsoft.com/office/word/2010/wordprocessingInk" xmlns:wne="http://schemas.microsoft.com/office/word/2006/wordml" xmlns:wps="http://schemas.microsoft.com/office/word/2010/wordprocessingShape" mc:Ignorable="w14 w15 w16se w16cid w16 w16cex w16sdtdh wp14">
   <w:abstractNum w:abstractNumId="0" w15:restartNumberingAfterBreak="0">
     <w:nsid w:val="20FD3E00"/>
     <w:multiLevelType w:val="hybridMultilevel"/>
@@ -910,13 +912,13 @@
       </w:rPr>
     </w:lvl>
   </w:abstractNum>
-  <w:num w:numId="1" w16cid:durableId="737217094">
+  <w:num w:numId="1">
     <w:abstractNumId w:val="2"/>
   </w:num>
-  <w:num w:numId="2" w16cid:durableId="603223720">
+  <w:num w:numId="2">
     <w:abstractNumId w:val="0"/>
   </w:num>
-  <w:num w:numId="3" w16cid:durableId="1719166871">
+  <w:num w:numId="3">
     <w:abstractNumId w:val="1"/>
   </w:num>
 </w:numbering>
@@ -1324,6 +1326,7 @@
   <w:style w:type="character" w:default="1" w:styleId="DefaultParagraphFont">
     <w:name w:val="Default Paragraph Font"/>
     <w:uiPriority w:val="1"/>
+    <w:semiHidden/>
     <w:unhideWhenUsed/>
   </w:style>
   <w:style w:type="table" w:default="1" w:styleId="TableNormal">

--- a/Laptops/1- Current.docx
+++ b/Laptops/1- Current.docx
@@ -80,7 +80,16 @@
           <w:sz w:val="24"/>
           <w:szCs w:val="24"/>
         </w:rPr>
-        <w:t>+ Positive, Anode</w:t>
+        <w:t xml:space="preserve">+ Positive, </w:t>
+      </w:r>
+      <w:r>
+        <w:rPr>
+          <w:rFonts w:ascii="Georgia" w:hAnsi="Georgia"/>
+          <w:sz w:val="24"/>
+          <w:szCs w:val="24"/>
+          <w:highlight w:val="red"/>
+        </w:rPr>
+        <w:t>Anode</w:t>
       </w:r>
     </w:p>
     <w:p>
@@ -102,7 +111,17 @@
           <w:sz w:val="24"/>
           <w:szCs w:val="24"/>
         </w:rPr>
-        <w:t>Negative Cathode</w:t>
+        <w:t xml:space="preserve">Negative </w:t>
+      </w:r>
+      <w:r>
+        <w:rPr>
+          <w:rFonts w:ascii="Georgia" w:hAnsi="Georgia"/>
+          <w:color w:val="FFFFFF" w:themeColor="background1"/>
+          <w:sz w:val="24"/>
+          <w:szCs w:val="24"/>
+          <w:highlight w:val="black"/>
+        </w:rPr>
+        <w:t>Cathode</w:t>
       </w:r>
     </w:p>
     <w:p>
